--- a/about/david_quang_pham-bio.docx
+++ b/about/david_quang_pham-bio.docx
@@ -4,315 +4,426 @@
   <w:body>
     <w:p>
       <w:pPr>
-        <w:spacing w:line="276" w:lineRule="auto"/>
+        <w:rPr>
+          <w:rFonts w:asciiTheme="minorHAnsi" w:hAnsiTheme="minorHAnsi" w:cstheme="minorHAnsi"/>
+          <w:sz w:val="30"/>
+          <w:szCs w:val="30"/>
+        </w:rPr>
+      </w:pPr>
+    </w:p>
+    <w:p>
+      <w:pPr>
+        <w:rPr>
+          <w:rFonts w:asciiTheme="minorHAnsi" w:hAnsiTheme="minorHAnsi" w:cstheme="minorHAnsi"/>
+          <w:sz w:val="30"/>
+          <w:szCs w:val="30"/>
+        </w:rPr>
       </w:pPr>
       <w:r>
-        <w:t>David Quang Pham is an award-winning composer-playwright and science communicator</w:t>
-      </w:r>
-      <w:r>
-        <w:t xml:space="preserve"> who </w:t>
-      </w:r>
-      <w:r>
-        <w:t xml:space="preserve">was televised sitting in </w:t>
-      </w:r>
-      <w:r>
-        <w:t>an</w:t>
-      </w:r>
-      <w:r>
-        <w:t xml:space="preserve"> actual</w:t>
-      </w:r>
-      <w:r>
-        <w:t xml:space="preserve"> front</w:t>
-      </w:r>
-      <w:r>
-        <w:t>-</w:t>
-      </w:r>
-      <w:r>
-        <w:t>row seat at</w:t>
-      </w:r>
-      <w:r>
-        <w:t xml:space="preserve"> the 78th Tony Awards</w:t>
-      </w:r>
-      <w:r>
-        <w:t>.</w:t>
-      </w:r>
-      <w:r>
-        <w:t xml:space="preserve"> </w:t>
-      </w:r>
-      <w:r>
-        <w:t xml:space="preserve">His musicals include </w:t>
-      </w:r>
-      <w:hyperlink r:id="rId7">
-        <w:r>
-          <w:rPr>
-            <w:b/>
-            <w:i/>
-            <w:color w:val="0563C1"/>
-            <w:u w:val="single"/>
-          </w:rPr>
-          <w:t>Ellipses</w:t>
-        </w:r>
-      </w:hyperlink>
-      <w:r>
-        <w:t xml:space="preserve"> (2023 Theatre About Science International Conference, 2022 O’Neill semifinalist) and </w:t>
-      </w:r>
-      <w:hyperlink r:id="rId8">
-        <w:r>
-          <w:rPr>
-            <w:b/>
-            <w:i/>
-            <w:color w:val="0563C1"/>
-            <w:u w:val="single"/>
-          </w:rPr>
-          <w:t>Turnover: A New Leaf</w:t>
-        </w:r>
-      </w:hyperlink>
-      <w:r>
-        <w:t xml:space="preserve"> (</w:t>
-      </w:r>
-      <w:r>
-        <w:t xml:space="preserve">2025 </w:t>
-      </w:r>
-      <w:r>
-        <w:t>Queer Theatre Kalamazoo world premiere</w:t>
-      </w:r>
-      <w:r>
-        <w:t xml:space="preserve">; </w:t>
-      </w:r>
-      <w:r>
-        <w:t xml:space="preserve">Best Book Award, Best Director Award: Aliyah Curry, Best Musical nomination – 2024 Theatre on the Verge New Musicals Festival), one acts </w:t>
+        <w:rPr>
+          <w:rFonts w:asciiTheme="minorHAnsi" w:hAnsiTheme="minorHAnsi" w:cstheme="minorHAnsi"/>
+          <w:sz w:val="30"/>
+          <w:szCs w:val="30"/>
+        </w:rPr>
+        <w:t xml:space="preserve">David Quang Pham is an award-winning songwriter, theatre and filmmaker recognized for creating works that personify science to explore the human condition and social issues. Their 2025 season includes the world premiere of the plant-based musical </w:t>
       </w:r>
       <w:r>
         <w:rPr>
-          <w:b/>
+          <w:rFonts w:asciiTheme="minorHAnsi" w:hAnsiTheme="minorHAnsi" w:cstheme="minorHAnsi"/>
           <w:i/>
+          <w:iCs/>
+          <w:sz w:val="30"/>
+          <w:szCs w:val="30"/>
         </w:rPr>
-        <w:t>Life After</w:t>
-      </w:r>
-      <w:r>
-        <w:t xml:space="preserve"> with Marie Incontrera and Stephanie L. Carlin and </w:t>
+        <w:t>Turnover: A New Leaf</w:t>
       </w:r>
       <w:r>
         <w:rPr>
-          <w:b/>
-          <w:i/>
+          <w:rFonts w:asciiTheme="minorHAnsi" w:hAnsiTheme="minorHAnsi" w:cstheme="minorHAnsi"/>
+          <w:sz w:val="30"/>
+          <w:szCs w:val="30"/>
         </w:rPr>
-        <w:t>Check Out</w:t>
+        <w:t xml:space="preserve"> (</w:t>
       </w:r>
-      <w:r>
-        <w:t xml:space="preserve"> with Eric Grunin and Valerie Work. David’s plays have been produced or developed by </w:t>
-      </w:r>
-      <w:hyperlink r:id="rId9">
+      <w:hyperlink r:id="rId7" w:history="1">
         <w:r>
           <w:rPr>
-            <w:b/>
-            <w:color w:val="0563C1"/>
-            <w:u w:val="single"/>
+            <w:rStyle w:val="Hyperlink"/>
+            <w:rFonts w:asciiTheme="minorHAnsi" w:hAnsiTheme="minorHAnsi" w:cstheme="minorHAnsi"/>
+            <w:sz w:val="30"/>
+            <w:szCs w:val="30"/>
           </w:rPr>
           <w:t>Queer Theatre Kalamazoo</w:t>
         </w:r>
       </w:hyperlink>
       <w:r>
-        <w:t>, Musical Theatre Factory, The Tank, Milky Way Theatre Company, Theatre 71 at Blessed Sacrament, Signature Theatre’s Sigspace, New York Public Library, and The Workshop Theater (</w:t>
+        <w:rPr>
+          <w:rFonts w:asciiTheme="minorHAnsi" w:hAnsiTheme="minorHAnsi" w:cstheme="minorHAnsi"/>
+          <w:sz w:val="30"/>
+          <w:szCs w:val="30"/>
+        </w:rPr>
+        <w:t>) and rom-com</w:t>
       </w:r>
       <w:r>
         <w:rPr>
-          <w:b/>
+          <w:rFonts w:asciiTheme="minorHAnsi" w:hAnsiTheme="minorHAnsi" w:cstheme="minorHAnsi"/>
+          <w:sz w:val="30"/>
+          <w:szCs w:val="30"/>
+        </w:rPr>
+        <w:t xml:space="preserve"> </w:t>
+      </w:r>
+      <w:r>
+        <w:rPr>
+          <w:rFonts w:asciiTheme="minorHAnsi" w:hAnsiTheme="minorHAnsi" w:cstheme="minorHAnsi"/>
           <w:i/>
+          <w:iCs/>
+          <w:sz w:val="30"/>
+          <w:szCs w:val="30"/>
+        </w:rPr>
+        <w:t>Chemicals in the Water</w:t>
+      </w:r>
+      <w:r>
+        <w:rPr>
+          <w:rFonts w:asciiTheme="minorHAnsi" w:hAnsiTheme="minorHAnsi" w:cstheme="minorHAnsi"/>
+          <w:sz w:val="30"/>
+          <w:szCs w:val="30"/>
+        </w:rPr>
+        <w:t xml:space="preserve"> (</w:t>
+      </w:r>
+      <w:hyperlink r:id="rId8" w:history="1">
+        <w:r>
+          <w:rPr>
+            <w:rStyle w:val="Hyperlink"/>
+            <w:rFonts w:asciiTheme="minorHAnsi" w:hAnsiTheme="minorHAnsi" w:cstheme="minorHAnsi"/>
+            <w:sz w:val="30"/>
+            <w:szCs w:val="30"/>
+          </w:rPr>
+          <w:t>The Tank</w:t>
+        </w:r>
+      </w:hyperlink>
+      <w:r>
+        <w:rPr>
+          <w:rFonts w:asciiTheme="minorHAnsi" w:hAnsiTheme="minorHAnsi" w:cstheme="minorHAnsi"/>
+          <w:sz w:val="30"/>
+          <w:szCs w:val="30"/>
+        </w:rPr>
+        <w:t>), as well as the development of</w:t>
+      </w:r>
+      <w:r>
+        <w:rPr>
+          <w:rFonts w:asciiTheme="minorHAnsi" w:hAnsiTheme="minorHAnsi" w:cstheme="minorHAnsi"/>
+          <w:sz w:val="30"/>
+          <w:szCs w:val="30"/>
+        </w:rPr>
+        <w:t xml:space="preserve"> </w:t>
+      </w:r>
+      <w:r>
+        <w:rPr>
+          <w:rFonts w:asciiTheme="minorHAnsi" w:hAnsiTheme="minorHAnsi" w:cstheme="minorHAnsi"/>
+          <w:i/>
+          <w:iCs/>
+          <w:sz w:val="30"/>
+          <w:szCs w:val="30"/>
         </w:rPr>
         <w:t>The Living Fossils</w:t>
       </w:r>
       <w:r>
-        <w:t>). His musicals have been staged in Colorado, Georgia</w:t>
+        <w:rPr>
+          <w:rFonts w:asciiTheme="minorHAnsi" w:hAnsiTheme="minorHAnsi" w:cstheme="minorHAnsi"/>
+          <w:sz w:val="30"/>
+          <w:szCs w:val="30"/>
+        </w:rPr>
+        <w:t xml:space="preserve"> (</w:t>
       </w:r>
+      <w:hyperlink r:id="rId9" w:history="1">
+        <w:r>
+          <w:rPr>
+            <w:rStyle w:val="Hyperlink"/>
+            <w:rFonts w:asciiTheme="minorHAnsi" w:hAnsiTheme="minorHAnsi" w:cstheme="minorHAnsi"/>
+            <w:sz w:val="30"/>
+            <w:szCs w:val="30"/>
+          </w:rPr>
+          <w:t>Workshop Theater Playwrights</w:t>
+        </w:r>
+      </w:hyperlink>
       <w:r>
-        <w:t>;</w:t>
+        <w:rPr>
+          <w:rFonts w:asciiTheme="minorHAnsi" w:hAnsiTheme="minorHAnsi" w:cstheme="minorHAnsi"/>
+          <w:sz w:val="30"/>
+          <w:szCs w:val="30"/>
+        </w:rPr>
+        <w:t xml:space="preserve">, </w:t>
       </w:r>
+      <w:hyperlink r:id="rId10" w:history="1">
+        <w:r>
+          <w:rPr>
+            <w:rStyle w:val="Hyperlink"/>
+            <w:rFonts w:asciiTheme="minorHAnsi" w:hAnsiTheme="minorHAnsi" w:cstheme="minorHAnsi"/>
+            <w:sz w:val="30"/>
+            <w:szCs w:val="30"/>
+          </w:rPr>
+          <w:t>People’s Theatre Playwrights</w:t>
+        </w:r>
+      </w:hyperlink>
       <w:r>
-        <w:t xml:space="preserve"> Michigan, New York, and Portugal. He is also an aspiring animation screenwriter, having studied under David N Weiss and Kimberly Barrante at Sundance Collab. They readapted </w:t>
+        <w:rPr>
+          <w:rFonts w:asciiTheme="minorHAnsi" w:hAnsiTheme="minorHAnsi" w:cstheme="minorHAnsi"/>
+          <w:sz w:val="30"/>
+          <w:szCs w:val="30"/>
+        </w:rPr>
+        <w:t xml:space="preserve"> Unit finalist), film</w:t>
       </w:r>
       <w:r>
         <w:rPr>
-          <w:b/>
-          <w:i/>
+          <w:rFonts w:asciiTheme="minorHAnsi" w:hAnsiTheme="minorHAnsi" w:cstheme="minorHAnsi"/>
+          <w:sz w:val="30"/>
+          <w:szCs w:val="30"/>
         </w:rPr>
-        <w:t>Ellipses</w:t>
-      </w:r>
-      <w:r>
-        <w:t xml:space="preserve"> and </w:t>
+        <w:t xml:space="preserve"> </w:t>
       </w:r>
       <w:r>
         <w:rPr>
-          <w:b/>
+          <w:rFonts w:asciiTheme="minorHAnsi" w:hAnsiTheme="minorHAnsi" w:cstheme="minorHAnsi"/>
           <w:i/>
+          <w:iCs/>
+          <w:sz w:val="30"/>
+          <w:szCs w:val="30"/>
         </w:rPr>
-        <w:t>Turnover</w:t>
+        <w:t>Photosynthesis</w:t>
       </w:r>
       <w:r>
-        <w:t xml:space="preserve"> into the animated features, </w:t>
+        <w:rPr>
+          <w:rFonts w:asciiTheme="minorHAnsi" w:hAnsiTheme="minorHAnsi" w:cstheme="minorHAnsi"/>
+          <w:sz w:val="30"/>
+          <w:szCs w:val="30"/>
+        </w:rPr>
+        <w:t xml:space="preserve"> (2026 </w:t>
       </w:r>
-      <w:hyperlink r:id="rId10">
+      <w:hyperlink r:id="rId11" w:history="1">
+        <w:proofErr w:type="spellStart"/>
         <w:r>
           <w:rPr>
-            <w:b/>
-            <w:i/>
-            <w:color w:val="0563C1"/>
-            <w:u w:val="single"/>
+            <w:rStyle w:val="Hyperlink"/>
+            <w:rFonts w:asciiTheme="minorHAnsi" w:hAnsiTheme="minorHAnsi" w:cstheme="minorHAnsi"/>
+            <w:sz w:val="30"/>
+            <w:szCs w:val="30"/>
           </w:rPr>
-          <w:t>The Galaxy Family</w:t>
+          <w:t>Cinephilia</w:t>
+        </w:r>
+        <w:proofErr w:type="spellEnd"/>
+      </w:hyperlink>
+      <w:r>
+        <w:rPr>
+          <w:rFonts w:asciiTheme="minorHAnsi" w:hAnsiTheme="minorHAnsi" w:cstheme="minorHAnsi"/>
+          <w:sz w:val="30"/>
+          <w:szCs w:val="30"/>
+        </w:rPr>
+        <w:t>, Sundance Collab, Creative Capital finalist), film</w:t>
+      </w:r>
+      <w:r>
+        <w:rPr>
+          <w:rFonts w:asciiTheme="minorHAnsi" w:hAnsiTheme="minorHAnsi" w:cstheme="minorHAnsi"/>
+          <w:sz w:val="30"/>
+          <w:szCs w:val="30"/>
+        </w:rPr>
+        <w:t xml:space="preserve"> </w:t>
+      </w:r>
+      <w:r>
+        <w:rPr>
+          <w:rFonts w:asciiTheme="minorHAnsi" w:hAnsiTheme="minorHAnsi" w:cstheme="minorHAnsi"/>
+          <w:i/>
+          <w:iCs/>
+          <w:sz w:val="30"/>
+          <w:szCs w:val="30"/>
+        </w:rPr>
+        <w:t>The Galaxy Family</w:t>
+      </w:r>
+      <w:r>
+        <w:rPr>
+          <w:rFonts w:asciiTheme="minorHAnsi" w:hAnsiTheme="minorHAnsi" w:cstheme="minorHAnsi"/>
+          <w:sz w:val="30"/>
+          <w:szCs w:val="30"/>
+        </w:rPr>
+        <w:t xml:space="preserve"> (David N Weiss’s Scriptwriting Mentorship), and </w:t>
+      </w:r>
+      <w:r>
+        <w:rPr>
+          <w:rFonts w:asciiTheme="minorHAnsi" w:hAnsiTheme="minorHAnsi" w:cstheme="minorHAnsi"/>
+          <w:i/>
+          <w:iCs/>
+          <w:sz w:val="30"/>
+          <w:szCs w:val="30"/>
+        </w:rPr>
+        <w:t>S</w:t>
+      </w:r>
+      <w:r>
+        <w:rPr>
+          <w:rFonts w:asciiTheme="minorHAnsi" w:hAnsiTheme="minorHAnsi" w:cstheme="minorHAnsi"/>
+          <w:i/>
+          <w:iCs/>
+          <w:sz w:val="30"/>
+          <w:szCs w:val="30"/>
+        </w:rPr>
+        <w:t>olid, Liquid, and Gas</w:t>
+      </w:r>
+      <w:r>
+        <w:rPr>
+          <w:rFonts w:asciiTheme="minorHAnsi" w:hAnsiTheme="minorHAnsi" w:cstheme="minorHAnsi"/>
+          <w:sz w:val="30"/>
+          <w:szCs w:val="30"/>
+        </w:rPr>
+        <w:t xml:space="preserve"> (2026 </w:t>
+      </w:r>
+      <w:proofErr w:type="spellStart"/>
+      <w:r>
+        <w:rPr>
+          <w:rFonts w:asciiTheme="minorHAnsi" w:hAnsiTheme="minorHAnsi" w:cstheme="minorHAnsi"/>
+          <w:sz w:val="30"/>
+          <w:szCs w:val="30"/>
+        </w:rPr>
+        <w:t>ScripTank</w:t>
+      </w:r>
+      <w:proofErr w:type="spellEnd"/>
+      <w:r>
+        <w:rPr>
+          <w:rFonts w:asciiTheme="minorHAnsi" w:hAnsiTheme="minorHAnsi" w:cstheme="minorHAnsi"/>
+          <w:sz w:val="30"/>
+          <w:szCs w:val="30"/>
+        </w:rPr>
+        <w:t>). They are a 2026 Kellogg's Foundation</w:t>
+      </w:r>
+      <w:r>
+        <w:rPr>
+          <w:rFonts w:asciiTheme="minorHAnsi" w:hAnsiTheme="minorHAnsi" w:cstheme="minorHAnsi"/>
+          <w:sz w:val="30"/>
+          <w:szCs w:val="30"/>
+        </w:rPr>
+        <w:t xml:space="preserve"> How We Heal</w:t>
+      </w:r>
+      <w:r>
+        <w:rPr>
+          <w:rFonts w:asciiTheme="minorHAnsi" w:hAnsiTheme="minorHAnsi" w:cstheme="minorHAnsi"/>
+          <w:sz w:val="30"/>
+          <w:szCs w:val="30"/>
+        </w:rPr>
+        <w:t xml:space="preserve"> Film Fellow, 2026 </w:t>
+      </w:r>
+      <w:proofErr w:type="spellStart"/>
+      <w:r>
+        <w:rPr>
+          <w:rFonts w:asciiTheme="minorHAnsi" w:hAnsiTheme="minorHAnsi" w:cstheme="minorHAnsi"/>
+          <w:sz w:val="30"/>
+          <w:szCs w:val="30"/>
+        </w:rPr>
+        <w:t>Cinephilia</w:t>
+      </w:r>
+      <w:proofErr w:type="spellEnd"/>
+      <w:r>
+        <w:rPr>
+          <w:rFonts w:asciiTheme="minorHAnsi" w:hAnsiTheme="minorHAnsi" w:cstheme="minorHAnsi"/>
+          <w:sz w:val="30"/>
+          <w:szCs w:val="30"/>
+        </w:rPr>
+        <w:t xml:space="preserve"> fellow, 2024 Great Performances Fellowship Award recipient, 2021 </w:t>
+      </w:r>
+      <w:hyperlink r:id="rId12" w:history="1">
+        <w:r>
+          <w:rPr>
+            <w:rStyle w:val="Hyperlink"/>
+            <w:rFonts w:asciiTheme="minorHAnsi" w:hAnsiTheme="minorHAnsi" w:cstheme="minorHAnsi"/>
+            <w:sz w:val="30"/>
+            <w:szCs w:val="30"/>
+          </w:rPr>
+          <w:t>Playwrights Foundation</w:t>
         </w:r>
       </w:hyperlink>
       <w:r>
-        <w:t xml:space="preserve"> and </w:t>
+        <w:rPr>
+          <w:rFonts w:asciiTheme="minorHAnsi" w:hAnsiTheme="minorHAnsi" w:cstheme="minorHAnsi"/>
+          <w:sz w:val="30"/>
+          <w:szCs w:val="30"/>
+        </w:rPr>
+        <w:t xml:space="preserve"> fellow, and 2020 </w:t>
       </w:r>
-      <w:hyperlink r:id="rId11">
+      <w:hyperlink r:id="rId13" w:history="1">
         <w:r>
           <w:rPr>
-            <w:b/>
-            <w:i/>
-            <w:color w:val="0563C1"/>
-            <w:u w:val="single"/>
+            <w:rStyle w:val="Hyperlink"/>
+            <w:rFonts w:asciiTheme="minorHAnsi" w:hAnsiTheme="minorHAnsi" w:cstheme="minorHAnsi"/>
+            <w:sz w:val="30"/>
+            <w:szCs w:val="30"/>
           </w:rPr>
-          <w:t>Photosynthesis</w:t>
+          <w:t>Working Title Playwrights</w:t>
         </w:r>
       </w:hyperlink>
       <w:r>
-        <w:t>. He was the 2024 Great Performances Artist Fellowship Award recipient, 2022 Harriet Tubman Effect Institute composer, 2021 Playwrights Foundation fellow, and 2020 Working Title Playwrights apprentice.</w:t>
-      </w:r>
-    </w:p>
-    <w:p>
-      <w:pPr>
-        <w:spacing w:line="276" w:lineRule="auto"/>
-      </w:pPr>
-    </w:p>
-    <w:p>
-      <w:pPr>
-        <w:spacing w:line="276" w:lineRule="auto"/>
-      </w:pPr>
-      <w:r>
-        <w:t xml:space="preserve">David’s storytelling combines science and fantasy. Common themes in his work include human nature, coming-of-age, parent-child relationships, environmentalism, queerness, and immigration. His pentatonic music composition blends pop, punk, and Vietnamese folk elements to create melodies that reflect his Eastern influences. They are under the mentorship of composers </w:t>
-      </w:r>
-      <w:hyperlink r:id="rId12">
-        <w:r>
-          <w:rPr>
-            <w:b/>
-            <w:color w:val="0563C1"/>
-            <w:u w:val="single"/>
-          </w:rPr>
-          <w:t>Janelle Lawrence</w:t>
-        </w:r>
-      </w:hyperlink>
-      <w:r>
-        <w:t xml:space="preserve"> and </w:t>
+        <w:rPr>
+          <w:rFonts w:asciiTheme="minorHAnsi" w:hAnsiTheme="minorHAnsi" w:cstheme="minorHAnsi"/>
+          <w:sz w:val="30"/>
+          <w:szCs w:val="30"/>
+        </w:rPr>
+        <w:t xml:space="preserve"> apprentice. Their work has been performed nationally and in Portugal. They hold a B.S. in astrophysics with honors and a minor in theatre from Michigan State University. Mentored by Janelle Lawrence and Gonzalo Valencia-Pena, Pham’s musical style blends pop, punk, and Vietnamese folk. When not writing songs full of science puns, they perform on trombone, flute, and zither with Queer Big Apple Corps, Mekong NYC, and in </w:t>
       </w:r>
       <w:r>
         <w:rPr>
-          <w:b/>
-          <w:color w:val="0563C1"/>
-          <w:u w:val="single"/>
+          <w:rFonts w:asciiTheme="minorHAnsi" w:hAnsiTheme="minorHAnsi" w:cstheme="minorHAnsi"/>
+          <w:i/>
+          <w:iCs/>
+          <w:sz w:val="30"/>
+          <w:szCs w:val="30"/>
         </w:rPr>
-        <w:t>Gonzalo Valencia-Peña</w:t>
+        <w:t>Severance</w:t>
       </w:r>
       <w:r>
-        <w:t xml:space="preserve">. When not writing songs full of science puns, </w:t>
+        <w:rPr>
+          <w:rFonts w:asciiTheme="minorHAnsi" w:hAnsiTheme="minorHAnsi" w:cstheme="minorHAnsi"/>
+          <w:sz w:val="30"/>
+          <w:szCs w:val="30"/>
+        </w:rPr>
+        <w:t xml:space="preserve"> on Apple TV. Be up to lightspeed at </w:t>
       </w:r>
-      <w:r>
-        <w:t>He</w:t>
-      </w:r>
-      <w:r>
-        <w:t xml:space="preserve"> plays trombone for Queer Big Apple Corps, Marching Band Casting, and Vietnamese zither</w:t>
-      </w:r>
-      <w:r>
-        <w:t xml:space="preserve"> and bamboo flute</w:t>
-      </w:r>
-      <w:r>
-        <w:t xml:space="preserve"> with </w:t>
-      </w:r>
-      <w:hyperlink r:id="rId13">
+      <w:hyperlink r:id="rId14" w:history="1">
+        <w:proofErr w:type="spellStart"/>
         <w:r>
           <w:rPr>
-            <w:b/>
-            <w:color w:val="0563C1"/>
-            <w:u w:val="single"/>
+            <w:rStyle w:val="Hyperlink"/>
+            <w:rFonts w:asciiTheme="minorHAnsi" w:hAnsiTheme="minorHAnsi" w:cstheme="minorHAnsi"/>
+            <w:sz w:val="30"/>
+            <w:szCs w:val="30"/>
           </w:rPr>
-          <w:t>Mekong NYC</w:t>
+          <w:t>science.studio</w:t>
         </w:r>
+        <w:proofErr w:type="spellEnd"/>
       </w:hyperlink>
       <w:r>
-        <w:t>.</w:t>
+        <w:rPr>
+          <w:rFonts w:asciiTheme="minorHAnsi" w:hAnsiTheme="minorHAnsi" w:cstheme="minorHAnsi"/>
+          <w:sz w:val="30"/>
+          <w:szCs w:val="30"/>
+        </w:rPr>
+        <w:t xml:space="preserve"> and </w:t>
       </w:r>
-      <w:r>
-        <w:t xml:space="preserve"> His trombone </w:t>
-      </w:r>
-      <w:r>
-        <w:t xml:space="preserve">is </w:t>
-      </w:r>
-      <w:r>
-        <w:t xml:space="preserve">heard in </w:t>
-      </w:r>
-      <w:r>
-        <w:t>the season 2 finale</w:t>
-      </w:r>
-      <w:r>
-        <w:t xml:space="preserve"> of Severance on Apple TV.</w:t>
-      </w:r>
-      <w:r>
-        <w:t xml:space="preserve"> </w:t>
-      </w:r>
-      <w:r>
-        <w:t>David</w:t>
-      </w:r>
-      <w:r>
-        <w:t xml:space="preserve"> hold</w:t>
-      </w:r>
-      <w:r>
-        <w:t>s</w:t>
-      </w:r>
-      <w:r>
-        <w:t xml:space="preserve"> a B.S. in Astrophysics</w:t>
-      </w:r>
-      <w:r>
-        <w:t xml:space="preserve"> with </w:t>
-      </w:r>
-      <w:r>
-        <w:t xml:space="preserve">Sigma Pi Sigma </w:t>
-      </w:r>
-      <w:r>
-        <w:t>hon</w:t>
-      </w:r>
-      <w:r>
-        <w:t>o</w:t>
-      </w:r>
-      <w:r>
-        <w:t>rs</w:t>
-      </w:r>
-      <w:r>
-        <w:t xml:space="preserve"> and minor in theatre from Michigan State University. Be up to lightspeed at </w:t>
-      </w:r>
-      <w:hyperlink r:id="rId14">
+      <w:hyperlink r:id="rId15" w:history="1">
         <w:r>
           <w:rPr>
-            <w:b/>
-            <w:color w:val="0563C1"/>
-            <w:u w:val="single"/>
+            <w:rStyle w:val="Hyperlink"/>
+            <w:rFonts w:asciiTheme="minorHAnsi" w:hAnsiTheme="minorHAnsi" w:cstheme="minorHAnsi"/>
+            <w:sz w:val="30"/>
+            <w:szCs w:val="30"/>
           </w:rPr>
           <w:t>@sciencetheatre</w:t>
         </w:r>
       </w:hyperlink>
       <w:r>
-        <w:t xml:space="preserve"> or </w:t>
+        <w:rPr>
+          <w:rFonts w:asciiTheme="minorHAnsi" w:hAnsiTheme="minorHAnsi" w:cstheme="minorHAnsi"/>
+          <w:sz w:val="30"/>
+          <w:szCs w:val="30"/>
+        </w:rPr>
+        <w:t>.</w:t>
       </w:r>
-      <w:hyperlink r:id="rId15">
-        <w:r>
-          <w:rPr>
-            <w:b/>
-            <w:color w:val="0563C1"/>
-            <w:u w:val="single"/>
-          </w:rPr>
-          <w:t>www.sciencetheatre.us</w:t>
-        </w:r>
-      </w:hyperlink>
     </w:p>
+    <w:p/>
     <w:sectPr>
       <w:headerReference w:type="even" r:id="rId16"/>
       <w:headerReference w:type="default" r:id="rId17"/>
@@ -376,129 +487,21 @@
 <w:ftr xmlns:wpc="http://schemas.microsoft.com/office/word/2010/wordprocessingCanvas" xmlns:cx="http://schemas.microsoft.com/office/drawing/2014/chartex" xmlns:cx1="http://schemas.microsoft.com/office/drawing/2015/9/8/chartex" xmlns:cx2="http://schemas.microsoft.com/office/drawing/2015/10/21/chartex" xmlns:cx3="http://schemas.microsoft.com/office/drawing/2016/5/9/chartex" xmlns:cx4="http://schemas.microsoft.com/office/drawing/2016/5/10/chartex" xmlns:cx5="http://schemas.microsoft.com/office/drawing/2016/5/11/chartex" xmlns:cx6="http://schemas.microsoft.com/office/drawing/2016/5/12/chartex" xmlns:cx7="http://schemas.microsoft.com/office/drawing/2016/5/13/chartex" xmlns:cx8="http://schemas.microsoft.com/office/drawing/2016/5/14/chartex" xmlns:mc="http://schemas.openxmlformats.org/markup-compatibility/2006" xmlns:aink="http://schemas.microsoft.com/office/drawing/2016/ink" xmlns:am3d="http://schemas.microsoft.com/office/drawing/2017/model3d" xmlns:o="urn:schemas-microsoft-com:office:office" xmlns:oel="http://schemas.microsoft.com/office/2019/extlst" xmlns:r="http://schemas.openxmlformats.org/officeDocument/2006/relationships" xmlns:m="http://schemas.openxmlformats.org/officeDocument/2006/math" xmlns:v="urn:schemas-microsoft-com:vml" xmlns:wp14="http://schemas.microsoft.com/office/word/2010/wordprocessingDrawing" xmlns:wp="http://schemas.openxmlformats.org/drawingml/2006/wordprocessingDrawing" xmlns:w10="urn:schemas-microsoft-com:office:word" xmlns:w="http://schemas.openxmlformats.org/wordprocessingml/2006/main" xmlns:w14="http://schemas.microsoft.com/office/word/2010/wordml" xmlns:w15="http://schemas.microsoft.com/office/word/2012/wordml" xmlns:w16cex="http://schemas.microsoft.com/office/word/2018/wordml/cex" xmlns:w16cid="http://schemas.microsoft.com/office/word/2016/wordml/cid" xmlns:w16="http://schemas.microsoft.com/office/word/2018/wordml" xmlns:w16du="http://schemas.microsoft.com/office/word/2023/wordml/word16du" xmlns:w16sdtdh="http://schemas.microsoft.com/office/word/2020/wordml/sdtdatahash" xmlns:w16sdtfl="http://schemas.microsoft.com/office/word/2024/wordml/sdtformatlock" xmlns:w16se="http://schemas.microsoft.com/office/word/2015/wordml/symex" xmlns:wpg="http://schemas.microsoft.com/office/word/2010/wordprocessingGroup" xmlns:wpi="http://schemas.microsoft.com/office/word/2010/wordprocessingInk" xmlns:wne="http://schemas.microsoft.com/office/word/2006/wordml" xmlns:wps="http://schemas.microsoft.com/office/word/2010/wordprocessingShape" mc:Ignorable="w14 w15 w16se w16cid w16 w16cex w16sdtdh w16sdtfl w16du wp14">
   <w:p>
     <w:pPr>
-      <w:ind w:right="-4"/>
+      <w:pBdr>
+        <w:top w:val="nil"/>
+        <w:left w:val="nil"/>
+        <w:bottom w:val="nil"/>
+        <w:right w:val="nil"/>
+        <w:between w:val="nil"/>
+      </w:pBdr>
+      <w:tabs>
+        <w:tab w:val="center" w:pos="7143"/>
+        <w:tab w:val="right" w:pos="14287"/>
+      </w:tabs>
       <w:rPr>
         <w:color w:val="000000"/>
-        <w:sz w:val="22"/>
-        <w:szCs w:val="22"/>
-      </w:rPr>
-    </w:pPr>
-    <w:r>
-      <w:rPr>
-        <w:color w:val="000000"/>
-        <w:sz w:val="22"/>
-        <w:szCs w:val="22"/>
-      </w:rPr>
-      <w:t>Allies by Michael McGoldrick</w:t>
-    </w:r>
-    <w:r>
-      <w:rPr>
-        <w:color w:val="000000"/>
-        <w:sz w:val="22"/>
-        <w:szCs w:val="22"/>
-      </w:rPr>
-      <w:tab/>
-    </w:r>
-    <w:r>
-      <w:rPr>
-        <w:color w:val="000000"/>
-        <w:sz w:val="22"/>
-        <w:szCs w:val="22"/>
-      </w:rPr>
-      <w:tab/>
-      <w:t xml:space="preserve">Paterson Performing </w:t>
-    </w:r>
-    <w:r>
-      <w:rPr>
-        <w:color w:val="000000"/>
-        <w:sz w:val="22"/>
-        <w:szCs w:val="22"/>
-      </w:rPr>
-      <w:tab/>
-      <w:t>Paterson, NJ</w:t>
-    </w:r>
-    <w:r>
-      <w:rPr>
-        <w:color w:val="000000"/>
-        <w:sz w:val="22"/>
-        <w:szCs w:val="22"/>
-      </w:rPr>
-      <w:tab/>
-    </w:r>
-    <w:r>
-      <w:rPr>
-        <w:color w:val="000000"/>
-        <w:sz w:val="22"/>
-        <w:szCs w:val="22"/>
-      </w:rPr>
-      <w:tab/>
-      <w:t>2022</w:t>
-    </w:r>
-  </w:p>
-  <w:p>
-    <w:pPr>
-      <w:ind w:right="-4"/>
-      <w:rPr>
-        <w:color w:val="000000"/>
-        <w:sz w:val="22"/>
-        <w:szCs w:val="22"/>
-      </w:rPr>
-    </w:pPr>
-    <w:r>
-      <w:rPr>
-        <w:color w:val="000000"/>
-        <w:sz w:val="22"/>
-        <w:szCs w:val="22"/>
-      </w:rPr>
-      <w:t>Dir.</w:t>
-    </w:r>
-    <w:r>
-      <w:rPr>
-        <w:sz w:val="22"/>
-        <w:szCs w:val="22"/>
-      </w:rPr>
-      <w:t xml:space="preserve"> </w:t>
-    </w:r>
-    <w:r>
-      <w:rPr>
-        <w:color w:val="000000"/>
-        <w:sz w:val="22"/>
-        <w:szCs w:val="22"/>
-      </w:rPr>
-      <w:t>Andrea Andresakis</w:t>
-    </w:r>
-    <w:r>
-      <w:rPr>
-        <w:color w:val="000000"/>
-        <w:sz w:val="22"/>
-        <w:szCs w:val="22"/>
-      </w:rPr>
-      <w:tab/>
-    </w:r>
-    <w:r>
-      <w:rPr>
-        <w:color w:val="000000"/>
-        <w:sz w:val="22"/>
-        <w:szCs w:val="22"/>
-      </w:rPr>
-      <w:tab/>
-    </w:r>
-    <w:r>
-      <w:rPr>
-        <w:color w:val="000000"/>
-        <w:sz w:val="22"/>
-        <w:szCs w:val="22"/>
-      </w:rPr>
-      <w:tab/>
-      <w:t>Arts Council</w:t>
-    </w:r>
-  </w:p>
-  <w:p>
-    <w:pPr>
-      <w:spacing w:after="160" w:line="259" w:lineRule="auto"/>
-      <w:rPr>
-        <w:sz w:val="2"/>
-        <w:szCs w:val="2"/>
+        <w:sz w:val="21"/>
+        <w:szCs w:val="21"/>
       </w:rPr>
     </w:pPr>
   </w:p>
@@ -509,10 +512,21 @@
 <w:ftr xmlns:wpc="http://schemas.microsoft.com/office/word/2010/wordprocessingCanvas" xmlns:cx="http://schemas.microsoft.com/office/drawing/2014/chartex" xmlns:cx1="http://schemas.microsoft.com/office/drawing/2015/9/8/chartex" xmlns:cx2="http://schemas.microsoft.com/office/drawing/2015/10/21/chartex" xmlns:cx3="http://schemas.microsoft.com/office/drawing/2016/5/9/chartex" xmlns:cx4="http://schemas.microsoft.com/office/drawing/2016/5/10/chartex" xmlns:cx5="http://schemas.microsoft.com/office/drawing/2016/5/11/chartex" xmlns:cx6="http://schemas.microsoft.com/office/drawing/2016/5/12/chartex" xmlns:cx7="http://schemas.microsoft.com/office/drawing/2016/5/13/chartex" xmlns:cx8="http://schemas.microsoft.com/office/drawing/2016/5/14/chartex" xmlns:mc="http://schemas.openxmlformats.org/markup-compatibility/2006" xmlns:aink="http://schemas.microsoft.com/office/drawing/2016/ink" xmlns:am3d="http://schemas.microsoft.com/office/drawing/2017/model3d" xmlns:o="urn:schemas-microsoft-com:office:office" xmlns:oel="http://schemas.microsoft.com/office/2019/extlst" xmlns:r="http://schemas.openxmlformats.org/officeDocument/2006/relationships" xmlns:m="http://schemas.openxmlformats.org/officeDocument/2006/math" xmlns:v="urn:schemas-microsoft-com:vml" xmlns:wp14="http://schemas.microsoft.com/office/word/2010/wordprocessingDrawing" xmlns:wp="http://schemas.openxmlformats.org/drawingml/2006/wordprocessingDrawing" xmlns:w10="urn:schemas-microsoft-com:office:word" xmlns:w="http://schemas.openxmlformats.org/wordprocessingml/2006/main" xmlns:w14="http://schemas.microsoft.com/office/word/2010/wordml" xmlns:w15="http://schemas.microsoft.com/office/word/2012/wordml" xmlns:w16cex="http://schemas.microsoft.com/office/word/2018/wordml/cex" xmlns:w16cid="http://schemas.microsoft.com/office/word/2016/wordml/cid" xmlns:w16="http://schemas.microsoft.com/office/word/2018/wordml" xmlns:w16du="http://schemas.microsoft.com/office/word/2023/wordml/word16du" xmlns:w16sdtdh="http://schemas.microsoft.com/office/word/2020/wordml/sdtdatahash" xmlns:w16sdtfl="http://schemas.microsoft.com/office/word/2024/wordml/sdtformatlock" xmlns:w16se="http://schemas.microsoft.com/office/word/2015/wordml/symex" xmlns:wpg="http://schemas.microsoft.com/office/word/2010/wordprocessingGroup" xmlns:wpi="http://schemas.microsoft.com/office/word/2010/wordprocessingInk" xmlns:wne="http://schemas.microsoft.com/office/word/2006/wordml" xmlns:wps="http://schemas.microsoft.com/office/word/2010/wordprocessingShape" mc:Ignorable="w14 w15 w16se w16cid w16 w16cex w16sdtdh w16sdtfl w16du wp14">
   <w:p>
     <w:pPr>
-      <w:spacing w:after="160" w:line="259" w:lineRule="auto"/>
-      <w:rPr>
-        <w:sz w:val="20"/>
-        <w:szCs w:val="20"/>
+      <w:pBdr>
+        <w:top w:val="nil"/>
+        <w:left w:val="nil"/>
+        <w:bottom w:val="nil"/>
+        <w:right w:val="nil"/>
+        <w:between w:val="nil"/>
+      </w:pBdr>
+      <w:tabs>
+        <w:tab w:val="center" w:pos="7143"/>
+        <w:tab w:val="right" w:pos="14287"/>
+      </w:tabs>
+      <w:rPr>
+        <w:color w:val="000000"/>
+        <w:sz w:val="6"/>
+        <w:szCs w:val="6"/>
       </w:rPr>
     </w:pPr>
   </w:p>
@@ -565,220 +579,19 @@
 <w:hdr xmlns:wpc="http://schemas.microsoft.com/office/word/2010/wordprocessingCanvas" xmlns:cx="http://schemas.microsoft.com/office/drawing/2014/chartex" xmlns:cx1="http://schemas.microsoft.com/office/drawing/2015/9/8/chartex" xmlns:cx2="http://schemas.microsoft.com/office/drawing/2015/10/21/chartex" xmlns:cx3="http://schemas.microsoft.com/office/drawing/2016/5/9/chartex" xmlns:cx4="http://schemas.microsoft.com/office/drawing/2016/5/10/chartex" xmlns:cx5="http://schemas.microsoft.com/office/drawing/2016/5/11/chartex" xmlns:cx6="http://schemas.microsoft.com/office/drawing/2016/5/12/chartex" xmlns:cx7="http://schemas.microsoft.com/office/drawing/2016/5/13/chartex" xmlns:cx8="http://schemas.microsoft.com/office/drawing/2016/5/14/chartex" xmlns:mc="http://schemas.openxmlformats.org/markup-compatibility/2006" xmlns:aink="http://schemas.microsoft.com/office/drawing/2016/ink" xmlns:am3d="http://schemas.microsoft.com/office/drawing/2017/model3d" xmlns:o="urn:schemas-microsoft-com:office:office" xmlns:oel="http://schemas.microsoft.com/office/2019/extlst" xmlns:r="http://schemas.openxmlformats.org/officeDocument/2006/relationships" xmlns:m="http://schemas.openxmlformats.org/officeDocument/2006/math" xmlns:v="urn:schemas-microsoft-com:vml" xmlns:wp14="http://schemas.microsoft.com/office/word/2010/wordprocessingDrawing" xmlns:wp="http://schemas.openxmlformats.org/drawingml/2006/wordprocessingDrawing" xmlns:w10="urn:schemas-microsoft-com:office:word" xmlns:w="http://schemas.openxmlformats.org/wordprocessingml/2006/main" xmlns:w14="http://schemas.microsoft.com/office/word/2010/wordml" xmlns:w15="http://schemas.microsoft.com/office/word/2012/wordml" xmlns:w16cex="http://schemas.microsoft.com/office/word/2018/wordml/cex" xmlns:w16cid="http://schemas.microsoft.com/office/word/2016/wordml/cid" xmlns:w16="http://schemas.microsoft.com/office/word/2018/wordml" xmlns:w16du="http://schemas.microsoft.com/office/word/2023/wordml/word16du" xmlns:w16sdtdh="http://schemas.microsoft.com/office/word/2020/wordml/sdtdatahash" xmlns:w16sdtfl="http://schemas.microsoft.com/office/word/2024/wordml/sdtformatlock" xmlns:w16se="http://schemas.microsoft.com/office/word/2015/wordml/symex" xmlns:wpg="http://schemas.microsoft.com/office/word/2010/wordprocessingGroup" xmlns:wpi="http://schemas.microsoft.com/office/word/2010/wordprocessingInk" xmlns:wne="http://schemas.microsoft.com/office/word/2006/wordml" xmlns:wps="http://schemas.microsoft.com/office/word/2010/wordprocessingShape" mc:Ignorable="w14 w15 w16se w16cid w16 w16cex w16sdtdh w16sdtfl w16du wp14">
   <w:p>
     <w:pPr>
-      <w:ind w:left="4320" w:right="-4" w:hanging="4320"/>
+      <w:pBdr>
+        <w:top w:val="nil"/>
+        <w:left w:val="nil"/>
+        <w:bottom w:val="nil"/>
+        <w:right w:val="nil"/>
+        <w:between w:val="nil"/>
+      </w:pBdr>
+      <w:tabs>
+        <w:tab w:val="center" w:pos="7143"/>
+        <w:tab w:val="right" w:pos="14287"/>
+      </w:tabs>
       <w:rPr>
         <w:color w:val="000000"/>
-        <w:sz w:val="36"/>
-        <w:szCs w:val="36"/>
-      </w:rPr>
-    </w:pPr>
-    <w:hyperlink r:id="rId1">
-      <w:r>
-        <w:rPr>
-          <w:b/>
-          <w:color w:val="0563C1"/>
-          <w:sz w:val="36"/>
-          <w:szCs w:val="36"/>
-        </w:rPr>
-        <w:t>David Quang Pham</w:t>
-      </w:r>
-    </w:hyperlink>
-    <w:r>
-      <w:rPr>
-        <w:color w:val="0563C1"/>
-        <w:sz w:val="36"/>
-        <w:szCs w:val="36"/>
-      </w:rPr>
-      <w:tab/>
-    </w:r>
-    <w:r>
-      <w:rPr>
-        <w:color w:val="000000"/>
-        <w:sz w:val="22"/>
-        <w:szCs w:val="22"/>
-      </w:rPr>
-      <w:t>Washington Heights</w:t>
-    </w:r>
-    <w:r>
-      <w:rPr>
-        <w:color w:val="000000"/>
-        <w:sz w:val="22"/>
-        <w:szCs w:val="22"/>
-      </w:rPr>
-      <w:tab/>
-    </w:r>
-    <w:hyperlink r:id="rId2">
-      <w:r>
-        <w:rPr>
-          <w:color w:val="000000"/>
-          <w:sz w:val="22"/>
-          <w:szCs w:val="22"/>
-        </w:rPr>
-        <w:t>sciencetheatre.us</w:t>
-      </w:r>
-    </w:hyperlink>
-    <w:r>
-      <w:rPr>
-        <w:color w:val="000000"/>
-        <w:sz w:val="22"/>
-        <w:szCs w:val="22"/>
-      </w:rPr>
-      <w:tab/>
-      <w:t xml:space="preserve">    </w:t>
-    </w:r>
-    <w:hyperlink r:id="rId3">
-      <w:r>
-        <w:rPr>
-          <w:b/>
-          <w:color w:val="0563C1"/>
-          <w:sz w:val="22"/>
-          <w:szCs w:val="22"/>
-        </w:rPr>
-        <w:t>Reel</w:t>
-      </w:r>
-    </w:hyperlink>
-  </w:p>
-  <w:p>
-    <w:pPr>
-      <w:ind w:left="4320" w:right="-4" w:hanging="4320"/>
-      <w:rPr>
-        <w:color w:val="000000"/>
-        <w:sz w:val="22"/>
-        <w:szCs w:val="22"/>
-      </w:rPr>
-    </w:pPr>
-    <w:r>
-      <w:rPr>
-        <w:b/>
-        <w:color w:val="000000"/>
-        <w:sz w:val="22"/>
-        <w:szCs w:val="22"/>
-      </w:rPr>
-      <w:t>Composer</w:t>
-    </w:r>
-    <w:r>
-      <w:rPr>
-        <w:color w:val="000000"/>
-        <w:sz w:val="16"/>
-        <w:szCs w:val="16"/>
-      </w:rPr>
-      <w:t xml:space="preserve"> </w:t>
-    </w:r>
-    <w:r>
-      <w:rPr>
-        <w:color w:val="000000"/>
-        <w:sz w:val="22"/>
-        <w:szCs w:val="22"/>
-      </w:rPr>
-      <w:t>|</w:t>
-    </w:r>
-    <w:r>
-      <w:rPr>
-        <w:color w:val="000000"/>
-        <w:sz w:val="16"/>
-        <w:szCs w:val="16"/>
-      </w:rPr>
-      <w:t xml:space="preserve"> </w:t>
-    </w:r>
-    <w:r>
-      <w:rPr>
-        <w:b/>
-        <w:color w:val="000000"/>
-        <w:sz w:val="22"/>
-        <w:szCs w:val="22"/>
-      </w:rPr>
-      <w:t>Dramatist</w:t>
-    </w:r>
-    <w:r>
-      <w:rPr>
-        <w:color w:val="000000"/>
-        <w:sz w:val="16"/>
-        <w:szCs w:val="16"/>
-      </w:rPr>
-      <w:t xml:space="preserve"> </w:t>
-    </w:r>
-    <w:r>
-      <w:rPr>
-        <w:color w:val="000000"/>
-        <w:sz w:val="22"/>
-        <w:szCs w:val="22"/>
-      </w:rPr>
-      <w:t>|</w:t>
-    </w:r>
-    <w:r>
-      <w:rPr>
-        <w:color w:val="000000"/>
-        <w:sz w:val="16"/>
-        <w:szCs w:val="16"/>
-      </w:rPr>
-      <w:t xml:space="preserve"> </w:t>
-    </w:r>
-    <w:r>
-      <w:rPr>
-        <w:b/>
-        <w:color w:val="000000"/>
-        <w:sz w:val="22"/>
-        <w:szCs w:val="22"/>
-      </w:rPr>
-      <w:t>Musician</w:t>
-    </w:r>
-    <w:r>
-      <w:rPr>
-        <w:color w:val="000000"/>
-        <w:sz w:val="22"/>
-        <w:szCs w:val="22"/>
-      </w:rPr>
-      <w:tab/>
-      <w:t>616-818-5413</w:t>
-    </w:r>
-    <w:r>
-      <w:rPr>
-        <w:color w:val="000000"/>
-        <w:sz w:val="22"/>
-        <w:szCs w:val="22"/>
-      </w:rPr>
-      <w:tab/>
-    </w:r>
-    <w:r>
-      <w:rPr>
-        <w:color w:val="000000"/>
-        <w:sz w:val="22"/>
-        <w:szCs w:val="22"/>
-      </w:rPr>
-      <w:tab/>
-    </w:r>
-    <w:hyperlink r:id="rId4">
-      <w:r>
-        <w:rPr>
-          <w:color w:val="000000"/>
-          <w:sz w:val="22"/>
-          <w:szCs w:val="22"/>
-        </w:rPr>
-        <w:t>davidquangpham@outlook.com</w:t>
-      </w:r>
-    </w:hyperlink>
-  </w:p>
-  <w:p>
-    <w:pPr>
-      <w:pBdr>
-        <w:bottom w:val="single" w:sz="6" w:space="0" w:color="000000"/>
-      </w:pBdr>
-      <w:ind w:left="-360" w:right="-360"/>
-      <w:rPr>
-        <w:b/>
-        <w:sz w:val="6"/>
-        <w:szCs w:val="6"/>
-      </w:rPr>
-    </w:pPr>
-  </w:p>
-  <w:p>
-    <w:pPr>
-      <w:ind w:right="-4"/>
-      <w:rPr>
-        <w:b/>
-        <w:color w:val="000000"/>
-        <w:sz w:val="16"/>
-        <w:szCs w:val="16"/>
       </w:rPr>
     </w:pPr>
   </w:p>
@@ -789,105 +602,43 @@
 <w:hdr xmlns:wpc="http://schemas.microsoft.com/office/word/2010/wordprocessingCanvas" xmlns:cx="http://schemas.microsoft.com/office/drawing/2014/chartex" xmlns:cx1="http://schemas.microsoft.com/office/drawing/2015/9/8/chartex" xmlns:cx2="http://schemas.microsoft.com/office/drawing/2015/10/21/chartex" xmlns:cx3="http://schemas.microsoft.com/office/drawing/2016/5/9/chartex" xmlns:cx4="http://schemas.microsoft.com/office/drawing/2016/5/10/chartex" xmlns:cx5="http://schemas.microsoft.com/office/drawing/2016/5/11/chartex" xmlns:cx6="http://schemas.microsoft.com/office/drawing/2016/5/12/chartex" xmlns:cx7="http://schemas.microsoft.com/office/drawing/2016/5/13/chartex" xmlns:cx8="http://schemas.microsoft.com/office/drawing/2016/5/14/chartex" xmlns:mc="http://schemas.openxmlformats.org/markup-compatibility/2006" xmlns:aink="http://schemas.microsoft.com/office/drawing/2016/ink" xmlns:am3d="http://schemas.microsoft.com/office/drawing/2017/model3d" xmlns:o="urn:schemas-microsoft-com:office:office" xmlns:oel="http://schemas.microsoft.com/office/2019/extlst" xmlns:r="http://schemas.openxmlformats.org/officeDocument/2006/relationships" xmlns:m="http://schemas.openxmlformats.org/officeDocument/2006/math" xmlns:v="urn:schemas-microsoft-com:vml" xmlns:wp14="http://schemas.microsoft.com/office/word/2010/wordprocessingDrawing" xmlns:wp="http://schemas.openxmlformats.org/drawingml/2006/wordprocessingDrawing" xmlns:w10="urn:schemas-microsoft-com:office:word" xmlns:w="http://schemas.openxmlformats.org/wordprocessingml/2006/main" xmlns:w14="http://schemas.microsoft.com/office/word/2010/wordml" xmlns:w15="http://schemas.microsoft.com/office/word/2012/wordml" xmlns:w16cex="http://schemas.microsoft.com/office/word/2018/wordml/cex" xmlns:w16cid="http://schemas.microsoft.com/office/word/2016/wordml/cid" xmlns:w16="http://schemas.microsoft.com/office/word/2018/wordml" xmlns:w16du="http://schemas.microsoft.com/office/word/2023/wordml/word16du" xmlns:w16sdtdh="http://schemas.microsoft.com/office/word/2020/wordml/sdtdatahash" xmlns:w16sdtfl="http://schemas.microsoft.com/office/word/2024/wordml/sdtformatlock" xmlns:w16se="http://schemas.microsoft.com/office/word/2015/wordml/symex" xmlns:wpg="http://schemas.microsoft.com/office/word/2010/wordprocessingGroup" xmlns:wpi="http://schemas.microsoft.com/office/word/2010/wordprocessingInk" xmlns:wne="http://schemas.microsoft.com/office/word/2006/wordml" xmlns:wps="http://schemas.microsoft.com/office/word/2010/wordprocessingShape" mc:Ignorable="w14 w15 w16se w16cid w16 w16cex w16sdtdh w16sdtfl w16du wp14">
   <w:p>
     <w:pPr>
+      <w:spacing w:line="216" w:lineRule="auto"/>
       <w:ind w:left="4320" w:right="-4" w:hanging="4320"/>
       <w:rPr>
+        <w:rFonts w:asciiTheme="minorHAnsi" w:hAnsiTheme="minorHAnsi" w:cstheme="minorHAnsi"/>
         <w:color w:val="000000"/>
-        <w:sz w:val="36"/>
-        <w:szCs w:val="36"/>
+        <w:sz w:val="22"/>
+        <w:szCs w:val="22"/>
       </w:rPr>
     </w:pPr>
-    <w:hyperlink r:id="rId1">
-      <w:r>
-        <w:rPr>
-          <w:b/>
-          <w:color w:val="0563C1"/>
-          <w:sz w:val="36"/>
-          <w:szCs w:val="36"/>
-        </w:rPr>
-        <w:t>David Quang Pham</w:t>
-      </w:r>
-    </w:hyperlink>
     <w:r>
       <w:rPr>
-        <w:color w:val="0563C1"/>
-        <w:sz w:val="36"/>
-        <w:szCs w:val="36"/>
-      </w:rPr>
-      <w:tab/>
-    </w:r>
-    <w:r>
-      <w:rPr>
-        <w:color w:val="000000"/>
-        <w:sz w:val="22"/>
-        <w:szCs w:val="22"/>
-      </w:rPr>
-      <w:t>Washington Heights</w:t>
-    </w:r>
-    <w:r>
-      <w:rPr>
-        <w:color w:val="000000"/>
-        <w:sz w:val="22"/>
-        <w:szCs w:val="22"/>
-      </w:rPr>
-      <w:tab/>
-    </w:r>
-    <w:hyperlink r:id="rId2">
-      <w:r>
-        <w:rPr>
-          <w:color w:val="000000"/>
-          <w:sz w:val="22"/>
-          <w:szCs w:val="22"/>
-        </w:rPr>
-        <w:t>sciencetheatre.us</w:t>
-      </w:r>
-    </w:hyperlink>
-    <w:r>
-      <w:rPr>
-        <w:color w:val="000000"/>
-        <w:sz w:val="22"/>
-        <w:szCs w:val="22"/>
-      </w:rPr>
-      <w:tab/>
-      <w:t xml:space="preserve">    </w:t>
-    </w:r>
-    <w:hyperlink r:id="rId3">
-      <w:r>
-        <w:rPr>
-          <w:b/>
-          <w:color w:val="0563C1"/>
-          <w:sz w:val="22"/>
-          <w:szCs w:val="22"/>
-        </w:rPr>
-        <w:t>Reel</w:t>
-      </w:r>
-    </w:hyperlink>
-    <w:r>
-      <w:rPr>
+        <w:rFonts w:asciiTheme="minorHAnsi" w:hAnsiTheme="minorHAnsi" w:cstheme="minorHAnsi"/>
         <w:noProof/>
       </w:rPr>
       <w:drawing>
-        <wp:anchor distT="0" distB="0" distL="0" distR="0" simplePos="0" relativeHeight="251658240" behindDoc="1" locked="0" layoutInCell="1" hidden="0" allowOverlap="1" wp14:anchorId="4E0D8516" wp14:editId="77B78AAF">
+        <wp:anchor distT="0" distB="0" distL="0" distR="0" simplePos="0" relativeHeight="251659264" behindDoc="1" locked="0" layoutInCell="1" hidden="0" allowOverlap="1" wp14:anchorId="512BAC6D" wp14:editId="212F9FD8">
           <wp:simplePos x="0" y="0"/>
           <wp:positionH relativeFrom="column">
-            <wp:posOffset>-874642</wp:posOffset>
+            <wp:posOffset>-904240</wp:posOffset>
           </wp:positionH>
           <wp:positionV relativeFrom="paragraph">
-            <wp:posOffset>-417442</wp:posOffset>
+            <wp:posOffset>-456565</wp:posOffset>
           </wp:positionV>
-          <wp:extent cx="866775" cy="866775"/>
+          <wp:extent cx="876300" cy="895350"/>
           <wp:effectExtent l="0" t="0" r="0" b="0"/>
           <wp:wrapNone/>
-          <wp:docPr id="1674557880" name="image1.jpg"/>
+          <wp:docPr id="1674557880" name="image1.jpg" descr="A person with long hair smiling&#10;&#10;AI-generated content may be incorrect."/>
           <wp:cNvGraphicFramePr/>
           <a:graphic xmlns:a="http://schemas.openxmlformats.org/drawingml/2006/main">
             <a:graphicData uri="http://schemas.openxmlformats.org/drawingml/2006/picture">
               <pic:pic xmlns:pic="http://schemas.openxmlformats.org/drawingml/2006/picture">
                 <pic:nvPicPr>
-                  <pic:cNvPr id="0" name="image1.jpg"/>
+                  <pic:cNvPr id="0" name="image1.jpg" descr="A person with long hair smiling&#10;&#10;AI-generated content may be incorrect."/>
                   <pic:cNvPicPr preferRelativeResize="0"/>
                 </pic:nvPicPr>
                 <pic:blipFill>
-                  <a:blip r:embed="rId4"/>
+                  <a:blip r:embed="rId1"/>
                   <a:srcRect/>
                   <a:stretch>
                     <a:fillRect/>
@@ -896,7 +647,7 @@
                 <pic:spPr>
                   <a:xfrm>
                     <a:off x="0" y="0"/>
-                    <a:ext cx="866775" cy="866775"/>
+                    <a:ext cx="876300" cy="895350"/>
                   </a:xfrm>
                   <a:prstGeom prst="rect">
                     <a:avLst/>
@@ -906,127 +657,208 @@
               </pic:pic>
             </a:graphicData>
           </a:graphic>
+          <wp14:sizeRelH relativeFrom="margin">
+            <wp14:pctWidth>0</wp14:pctWidth>
+          </wp14:sizeRelH>
+          <wp14:sizeRelV relativeFrom="margin">
+            <wp14:pctHeight>0</wp14:pctHeight>
+          </wp14:sizeRelV>
         </wp:anchor>
       </w:drawing>
+    </w:r>
+    <w:hyperlink r:id="rId2">
+      <w:r>
+        <w:rPr>
+          <w:rFonts w:asciiTheme="minorHAnsi" w:hAnsiTheme="minorHAnsi" w:cstheme="minorHAnsi"/>
+          <w:b/>
+          <w:color w:val="0563C1"/>
+          <w:sz w:val="32"/>
+          <w:szCs w:val="32"/>
+        </w:rPr>
+        <w:t>David Quang Pham</w:t>
+      </w:r>
+    </w:hyperlink>
+    <w:r>
+      <w:rPr>
+        <w:rFonts w:asciiTheme="minorHAnsi" w:hAnsiTheme="minorHAnsi" w:cstheme="minorHAnsi"/>
+        <w:sz w:val="22"/>
+        <w:szCs w:val="22"/>
+      </w:rPr>
+      <w:tab/>
+    </w:r>
+    <w:r>
+      <w:rPr>
+        <w:rFonts w:asciiTheme="minorHAnsi" w:hAnsiTheme="minorHAnsi" w:cstheme="minorHAnsi"/>
+      </w:rPr>
+      <w:t>616</w:t>
+    </w:r>
+    <w:r>
+      <w:rPr>
+        <w:rFonts w:asciiTheme="minorHAnsi" w:hAnsiTheme="minorHAnsi" w:cstheme="minorHAnsi"/>
+        <w:sz w:val="12"/>
+        <w:szCs w:val="12"/>
+      </w:rPr>
+      <w:t xml:space="preserve"> </w:t>
+    </w:r>
+    <w:r>
+      <w:rPr>
+        <w:rFonts w:asciiTheme="minorHAnsi" w:hAnsiTheme="minorHAnsi" w:cstheme="minorHAnsi"/>
+      </w:rPr>
+      <w:t>-</w:t>
+    </w:r>
+    <w:r>
+      <w:rPr>
+        <w:rFonts w:asciiTheme="minorHAnsi" w:hAnsiTheme="minorHAnsi" w:cstheme="minorHAnsi"/>
+        <w:sz w:val="12"/>
+        <w:szCs w:val="12"/>
+      </w:rPr>
+      <w:t xml:space="preserve"> </w:t>
+    </w:r>
+    <w:r>
+      <w:rPr>
+        <w:rFonts w:asciiTheme="minorHAnsi" w:hAnsiTheme="minorHAnsi" w:cstheme="minorHAnsi"/>
+      </w:rPr>
+      <w:t>818</w:t>
+    </w:r>
+    <w:r>
+      <w:rPr>
+        <w:rFonts w:asciiTheme="minorHAnsi" w:hAnsiTheme="minorHAnsi" w:cstheme="minorHAnsi"/>
+        <w:sz w:val="12"/>
+        <w:szCs w:val="12"/>
+      </w:rPr>
+      <w:t xml:space="preserve"> </w:t>
+    </w:r>
+    <w:r>
+      <w:rPr>
+        <w:rFonts w:asciiTheme="minorHAnsi" w:hAnsiTheme="minorHAnsi" w:cstheme="minorHAnsi"/>
+      </w:rPr>
+      <w:t>-</w:t>
+    </w:r>
+    <w:r>
+      <w:rPr>
+        <w:rFonts w:asciiTheme="minorHAnsi" w:hAnsiTheme="minorHAnsi" w:cstheme="minorHAnsi"/>
+        <w:sz w:val="12"/>
+        <w:szCs w:val="12"/>
+      </w:rPr>
+      <w:t xml:space="preserve"> </w:t>
+    </w:r>
+    <w:r>
+      <w:rPr>
+        <w:rFonts w:asciiTheme="minorHAnsi" w:hAnsiTheme="minorHAnsi" w:cstheme="minorHAnsi"/>
+      </w:rPr>
+      <w:t>5413</w:t>
+    </w:r>
+    <w:r>
+      <w:rPr>
+        <w:rFonts w:asciiTheme="minorHAnsi" w:hAnsiTheme="minorHAnsi" w:cstheme="minorHAnsi"/>
+      </w:rPr>
+      <w:tab/>
+    </w:r>
+    <w:hyperlink r:id="rId3">
+      <w:r>
+        <w:rPr>
+          <w:rFonts w:asciiTheme="minorHAnsi" w:hAnsiTheme="minorHAnsi" w:cstheme="minorHAnsi"/>
+        </w:rPr>
+        <w:t>david@flavorpictures.com</w:t>
+      </w:r>
+    </w:hyperlink>
+    <w:r>
+      <w:rPr>
+        <w:rFonts w:asciiTheme="minorHAnsi" w:hAnsiTheme="minorHAnsi" w:cstheme="minorHAnsi"/>
+        <w:sz w:val="22"/>
+        <w:szCs w:val="22"/>
+      </w:rPr>
+      <w:tab/>
+    </w:r>
+    <w:r>
+      <w:rPr>
+        <w:rFonts w:asciiTheme="minorHAnsi" w:hAnsiTheme="minorHAnsi" w:cstheme="minorHAnsi"/>
+        <w:color w:val="000000"/>
+        <w:sz w:val="22"/>
+        <w:szCs w:val="22"/>
+      </w:rPr>
+      <w:t xml:space="preserve">   </w:t>
     </w:r>
   </w:p>
   <w:p>
     <w:pPr>
+      <w:spacing w:line="216" w:lineRule="auto"/>
       <w:ind w:left="4320" w:right="-4" w:hanging="4320"/>
       <w:rPr>
-        <w:color w:val="000000"/>
-        <w:sz w:val="22"/>
-        <w:szCs w:val="22"/>
+        <w:rFonts w:asciiTheme="minorHAnsi" w:hAnsiTheme="minorHAnsi" w:cstheme="minorHAnsi"/>
       </w:rPr>
     </w:pPr>
     <w:r>
       <w:rPr>
-        <w:b/>
-        <w:color w:val="000000"/>
-        <w:sz w:val="22"/>
-        <w:szCs w:val="22"/>
-      </w:rPr>
-      <w:t>Composer</w:t>
+        <w:rFonts w:asciiTheme="minorHAnsi" w:hAnsiTheme="minorHAnsi" w:cstheme="minorHAnsi"/>
+        <w:b/>
+      </w:rPr>
+      <w:t>Science Theatre</w:t>
     </w:r>
     <w:r>
       <w:rPr>
+        <w:rFonts w:asciiTheme="minorHAnsi" w:hAnsiTheme="minorHAnsi" w:cstheme="minorHAnsi"/>
         <w:color w:val="000000"/>
-        <w:sz w:val="16"/>
-        <w:szCs w:val="16"/>
-      </w:rPr>
-      <w:t xml:space="preserve"> </w:t>
+      </w:rPr>
+      <w:t xml:space="preserve"> | </w:t>
     </w:r>
     <w:r>
       <w:rPr>
-        <w:color w:val="000000"/>
-        <w:sz w:val="22"/>
-        <w:szCs w:val="22"/>
-      </w:rPr>
-      <w:t>|</w:t>
+        <w:rFonts w:asciiTheme="minorHAnsi" w:hAnsiTheme="minorHAnsi" w:cstheme="minorHAnsi"/>
+        <w:b/>
+      </w:rPr>
+      <w:t>Flavor Pictures</w:t>
     </w:r>
     <w:r>
       <w:rPr>
+        <w:rFonts w:asciiTheme="minorHAnsi" w:hAnsiTheme="minorHAnsi" w:cstheme="minorHAnsi"/>
         <w:color w:val="000000"/>
-        <w:sz w:val="16"/>
-        <w:szCs w:val="16"/>
-      </w:rPr>
-      <w:t xml:space="preserve"> </w:t>
+      </w:rPr>
+      <w:tab/>
     </w:r>
+    <w:hyperlink r:id="rId4">
+      <w:proofErr w:type="spellStart"/>
+      <w:r>
+        <w:rPr>
+          <w:rFonts w:asciiTheme="minorHAnsi" w:hAnsiTheme="minorHAnsi" w:cstheme="minorHAnsi"/>
+        </w:rPr>
+        <w:t>science.studio</w:t>
+      </w:r>
+      <w:proofErr w:type="spellEnd"/>
+    </w:hyperlink>
     <w:r>
       <w:rPr>
-        <w:b/>
-        <w:color w:val="000000"/>
-        <w:sz w:val="22"/>
-        <w:szCs w:val="22"/>
-      </w:rPr>
-      <w:t>Dramatist</w:t>
-    </w:r>
-    <w:r>
-      <w:rPr>
-        <w:color w:val="000000"/>
-        <w:sz w:val="16"/>
-        <w:szCs w:val="16"/>
-      </w:rPr>
-      <w:t xml:space="preserve"> </w:t>
-    </w:r>
-    <w:r>
-      <w:rPr>
-        <w:color w:val="000000"/>
-        <w:sz w:val="22"/>
-        <w:szCs w:val="22"/>
-      </w:rPr>
-      <w:t>|</w:t>
-    </w:r>
-    <w:r>
-      <w:rPr>
-        <w:color w:val="000000"/>
-        <w:sz w:val="16"/>
-        <w:szCs w:val="16"/>
-      </w:rPr>
-      <w:t xml:space="preserve"> </w:t>
-    </w:r>
-    <w:r>
-      <w:rPr>
-        <w:b/>
-        <w:color w:val="000000"/>
-        <w:sz w:val="22"/>
-        <w:szCs w:val="22"/>
-      </w:rPr>
-      <w:t>Musician</w:t>
-    </w:r>
-    <w:r>
-      <w:rPr>
-        <w:color w:val="000000"/>
-        <w:sz w:val="22"/>
-        <w:szCs w:val="22"/>
-      </w:rPr>
-      <w:tab/>
-      <w:t>616-818-5413</w:t>
-    </w:r>
-    <w:r>
-      <w:rPr>
-        <w:color w:val="000000"/>
-        <w:sz w:val="22"/>
-        <w:szCs w:val="22"/>
+        <w:rFonts w:asciiTheme="minorHAnsi" w:hAnsiTheme="minorHAnsi" w:cstheme="minorHAnsi"/>
       </w:rPr>
       <w:tab/>
     </w:r>
     <w:r>
       <w:rPr>
+        <w:rFonts w:asciiTheme="minorHAnsi" w:hAnsiTheme="minorHAnsi" w:cstheme="minorHAnsi"/>
+      </w:rPr>
+      <w:tab/>
+    </w:r>
+    <w:r>
+      <w:rPr>
+        <w:rFonts w:asciiTheme="minorHAnsi" w:hAnsiTheme="minorHAnsi" w:cstheme="minorHAnsi"/>
+      </w:rPr>
+      <w:t>NYC &amp; LA</w:t>
+    </w:r>
+    <w:r>
+      <w:rPr>
+        <w:rFonts w:asciiTheme="minorHAnsi" w:hAnsiTheme="minorHAnsi" w:cstheme="minorHAnsi"/>
         <w:color w:val="000000"/>
-        <w:sz w:val="22"/>
-        <w:szCs w:val="22"/>
       </w:rPr>
       <w:tab/>
     </w:r>
     <w:hyperlink r:id="rId5">
       <w:r>
         <w:rPr>
-          <w:color w:val="000000"/>
-          <w:sz w:val="22"/>
-          <w:szCs w:val="22"/>
+          <w:rFonts w:asciiTheme="minorHAnsi" w:hAnsiTheme="minorHAnsi" w:cstheme="minorHAnsi"/>
+          <w:b/>
+          <w:color w:val="0563C1"/>
         </w:rPr>
-        <w:t>davidquangpham@outlook.com</w:t>
+        <w:t>Resume</w:t>
       </w:r>
     </w:hyperlink>
   </w:p>
@@ -1035,22 +867,13 @@
       <w:pBdr>
         <w:bottom w:val="single" w:sz="6" w:space="0" w:color="000000"/>
       </w:pBdr>
+      <w:spacing w:line="216" w:lineRule="auto"/>
       <w:ind w:left="-360" w:right="-360"/>
       <w:rPr>
+        <w:rFonts w:asciiTheme="minorHAnsi" w:hAnsiTheme="minorHAnsi" w:cstheme="minorHAnsi"/>
         <w:b/>
         <w:sz w:val="6"/>
         <w:szCs w:val="6"/>
-      </w:rPr>
-    </w:pPr>
-  </w:p>
-  <w:p>
-    <w:pPr>
-      <w:ind w:right="-4"/>
-      <w:rPr>
-        <w:b/>
-        <w:color w:val="000000"/>
-        <w:sz w:val="16"/>
-        <w:szCs w:val="16"/>
       </w:rPr>
     </w:pPr>
   </w:p>
@@ -1065,7 +888,7 @@
         <w:rFonts w:ascii="Times New Roman" w:eastAsia="Times New Roman" w:hAnsi="Times New Roman" w:cs="Times New Roman"/>
         <w:sz w:val="24"/>
         <w:szCs w:val="24"/>
-        <w:lang w:val="en-US" w:eastAsia="en-US" w:bidi="ar-SA"/>
+        <w:lang w:val="en" w:eastAsia="en-US" w:bidi="ar-SA"/>
       </w:rPr>
     </w:rPrDefault>
     <w:pPrDefault/>
@@ -1489,6 +1312,7 @@
     <w:rPr>
       <w:rFonts w:ascii="Arial" w:eastAsia="Arial" w:hAnsi="Arial" w:cs="Arial"/>
       <w:sz w:val="34"/>
+      <w:szCs w:val="34"/>
     </w:rPr>
   </w:style>
   <w:style w:type="paragraph" w:styleId="Heading3">
@@ -1530,7 +1354,6 @@
     <w:rPr>
       <w:rFonts w:ascii="Arial" w:eastAsia="Arial" w:hAnsi="Arial" w:cs="Arial"/>
       <w:b/>
-      <w:bCs/>
       <w:sz w:val="26"/>
       <w:szCs w:val="26"/>
     </w:rPr>
@@ -1553,7 +1376,6 @@
     <w:rPr>
       <w:rFonts w:ascii="Arial" w:eastAsia="Arial" w:hAnsi="Arial" w:cs="Arial"/>
       <w:b/>
-      <w:bCs/>
     </w:rPr>
   </w:style>
   <w:style w:type="paragraph" w:styleId="Heading6">
@@ -1574,7 +1396,6 @@
     <w:rPr>
       <w:rFonts w:ascii="Arial" w:eastAsia="Arial" w:hAnsi="Arial" w:cs="Arial"/>
       <w:b/>
-      <w:bCs/>
       <w:sz w:val="22"/>
       <w:szCs w:val="22"/>
     </w:rPr>
@@ -1674,6 +1495,17 @@
     <w:semiHidden/>
     <w:unhideWhenUsed/>
   </w:style>
+  <w:style w:type="table" w:customStyle="1" w:styleId="TableNormal0">
+    <w:name w:val="TableNormal"/>
+    <w:tblPr>
+      <w:tblCellMar>
+        <w:top w:w="0" w:type="dxa"/>
+        <w:left w:w="0" w:type="dxa"/>
+        <w:bottom w:w="0" w:type="dxa"/>
+        <w:right w:w="0" w:type="dxa"/>
+      </w:tblCellMar>
+    </w:tblPr>
+  </w:style>
   <w:style w:type="paragraph" w:styleId="Title">
     <w:name w:val="Title"/>
     <w:basedOn w:val="Normal"/>
@@ -1683,7 +1515,6 @@
     <w:qFormat/>
     <w:pPr>
       <w:spacing w:before="300" w:after="200"/>
-      <w:contextualSpacing/>
     </w:pPr>
     <w:rPr>
       <w:sz w:val="48"/>
@@ -1816,17 +1647,6 @@
       <w:sz w:val="48"/>
       <w:szCs w:val="48"/>
     </w:rPr>
-  </w:style>
-  <w:style w:type="paragraph" w:styleId="Subtitle">
-    <w:name w:val="Subtitle"/>
-    <w:basedOn w:val="Normal"/>
-    <w:next w:val="Normal"/>
-    <w:link w:val="SubtitleChar"/>
-    <w:uiPriority w:val="11"/>
-    <w:qFormat/>
-    <w:pPr>
-      <w:spacing w:before="200" w:after="200"/>
-    </w:pPr>
   </w:style>
   <w:style w:type="character" w:customStyle="1" w:styleId="SubtitleChar">
     <w:name w:val="Subtitle Char"/>
@@ -1953,7 +1773,7 @@
   <w:style w:type="table" w:styleId="TableGrid">
     <w:name w:val="Table Grid"/>
     <w:basedOn w:val="TableNormal"/>
-    <w:uiPriority w:val="59"/>
+    <w:uiPriority w:val="39"/>
     <w:tblPr>
       <w:tblBorders>
         <w:top w:val="single" w:sz="4" w:space="0" w:color="000000"/>
@@ -12655,6 +12475,29 @@
       <w:color w:val="605E5C"/>
       <w:shd w:val="clear" w:color="auto" w:fill="E1DFDD"/>
     </w:rPr>
+  </w:style>
+  <w:style w:type="character" w:styleId="FollowedHyperlink">
+    <w:name w:val="FollowedHyperlink"/>
+    <w:basedOn w:val="DefaultParagraphFont"/>
+    <w:uiPriority w:val="99"/>
+    <w:semiHidden/>
+    <w:unhideWhenUsed/>
+    <w:rsid w:val="0064216B"/>
+    <w:rPr>
+      <w:color w:val="954F72" w:themeColor="followedHyperlink"/>
+      <w:u w:val="single"/>
+    </w:rPr>
+  </w:style>
+  <w:style w:type="paragraph" w:styleId="Subtitle">
+    <w:name w:val="Subtitle"/>
+    <w:basedOn w:val="Normal"/>
+    <w:next w:val="Normal"/>
+    <w:link w:val="SubtitleChar"/>
+    <w:uiPriority w:val="11"/>
+    <w:qFormat/>
+    <w:pPr>
+      <w:spacing w:before="200" w:after="200"/>
+    </w:pPr>
   </w:style>
 </w:styles>
 </file>
@@ -12869,7 +12712,7 @@
 
 <file path=customXml/item1.xml><?xml version="1.0" encoding="utf-8"?>
 <go:gDocsCustomXmlDataStorage xmlns:go="http://customooxmlschemas.google.com/" xmlns:r="http://schemas.openxmlformats.org/officeDocument/2006/relationships" uri="GoogleDocsCustomDataVersion2">
-  <go:docsCustomData xmlns:go="http://customooxmlschemas.google.com/" roundtripDataSignature="AMtx7mj5LTM9GBBpNKezELfj+eLvKknYgA==">CgMxLjA4AHIhMWtDSE4wZ0o3UVJrQ2sxejRlT2N3SjhnVHRGaHA3Nndt</go:docsCustomData>
+  <go:docsCustomData xmlns:go="http://customooxmlschemas.google.com/" roundtripDataSignature="AMtx7mhg4zpJxmlCrXDBKAPOBxCJIg9EIQ==">CgMxLjA4AHIhMUI4S05FR3RjLU5DR3pTZHlRRUlLbzdwTVdGZFdmUm5M</go:docsCustomData>
 </go:gDocsCustomXmlDataStorage>
 </file>
 
